--- a/uebung4/Übung4.docx
+++ b/uebung4/Übung4.docx
@@ -3,23 +3,134 @@
 <w:document xmlns:wpc="http://schemas.microsoft.com/office/word/2010/wordprocessingCanvas" xmlns:cx="http://schemas.microsoft.com/office/drawing/2014/chartex" xmlns:cx1="http://schemas.microsoft.com/office/drawing/2015/9/8/chartex" xmlns:cx2="http://schemas.microsoft.com/office/drawing/2015/10/21/chartex" xmlns:cx3="http://schemas.microsoft.com/office/drawing/2016/5/9/chartex" xmlns:cx4="http://schemas.microsoft.com/office/drawing/2016/5/10/chartex" xmlns:cx5="http://schemas.microsoft.com/office/drawing/2016/5/11/chartex" xmlns:cx6="http://schemas.microsoft.com/office/drawing/2016/5/12/chartex" xmlns:cx7="http://schemas.microsoft.com/office/drawing/2016/5/13/chartex" xmlns:cx8="http://schemas.microsoft.com/office/drawing/2016/5/14/chartex" xmlns:mc="http://schemas.openxmlformats.org/markup-compatibility/2006" xmlns:aink="http://schemas.microsoft.com/office/drawing/2016/ink" xmlns:am3d="http://schemas.microsoft.com/office/drawing/2017/model3d" xmlns:o="urn:schemas-microsoft-com:office:office" xmlns:oel="http://schemas.microsoft.com/office/2019/extlst" xmlns:r="http://schemas.openxmlformats.org/officeDocument/2006/relationships" xmlns:m="http://schemas.openxmlformats.org/officeDocument/2006/math" xmlns:v="urn:schemas-microsoft-com:vml" xmlns:wp14="http://schemas.microsoft.com/office/word/2010/wordprocessingDrawing" xmlns:wp="http://schemas.openxmlformats.org/drawingml/2006/wordprocessingDrawing" xmlns:w10="urn:schemas-microsoft-com:office:word" xmlns:w="http://schemas.openxmlformats.org/wordprocessingml/2006/main" xmlns:w14="http://schemas.microsoft.com/office/word/2010/wordml" xmlns:w15="http://schemas.microsoft.com/office/word/2012/wordml" xmlns:w16cex="http://schemas.microsoft.com/office/word/2018/wordml/cex" xmlns:w16cid="http://schemas.microsoft.com/office/word/2016/wordml/cid" xmlns:w16="http://schemas.microsoft.com/office/word/2018/wordml" xmlns:w16du="http://schemas.microsoft.com/office/word/2023/wordml/word16du" xmlns:w16sdtdh="http://schemas.microsoft.com/office/word/2020/wordml/sdtdatahash" xmlns:w16sdtfl="http://schemas.microsoft.com/office/word/2024/wordml/sdtformatlock" xmlns:w16se="http://schemas.microsoft.com/office/word/2015/wordml/symex" xmlns:wpg="http://schemas.microsoft.com/office/word/2010/wordprocessingGroup" xmlns:wpi="http://schemas.microsoft.com/office/word/2010/wordprocessingInk" xmlns:wne="http://schemas.microsoft.com/office/word/2006/wordml" xmlns:wps="http://schemas.microsoft.com/office/word/2010/wordprocessingShape" mc:Ignorable="w14 w15 w16se w16cid w16 w16cex w16sdtdh w16sdtfl w16du wp14">
   <w:body>
     <w:p>
+      <w:pPr>
+        <w:pStyle w:val="Titel"/>
+        <w:jc w:val="center"/>
+        <w:rPr>
+          <w:u w:val="single"/>
+        </w:rPr>
+      </w:pPr>
+      <w:r>
+        <w:rPr>
+          <w:u w:val="single"/>
+        </w:rPr>
+        <w:t>Übung 4</w:t>
+      </w:r>
+    </w:p>
+    <w:p>
+      <w:r>
+        <w:t>Aufgabe 1)</w:t>
+      </w:r>
+      <w:r>
+        <w:br/>
+      </w:r>
+      <w:r>
+        <w:rPr>
+          <w:u w:val="single"/>
+        </w:rPr>
+        <w:t>Erklärung:</w:t>
+      </w:r>
+      <w:r>
+        <w:t xml:space="preserve"> </w:t>
+      </w:r>
+      <w:r>
+        <w:t xml:space="preserve">Das Programm erstellt drei verschiedene Diagramme (Q-Plot, Normal-QQ-Plot und Standard-Normal-QQ-Plot) für die </w:t>
+      </w:r>
+      <w:proofErr w:type="spellStart"/>
+      <w:r>
+        <w:t>cityMPG</w:t>
+      </w:r>
+      <w:proofErr w:type="spellEnd"/>
+      <w:r>
+        <w:t>-Werte von SUVs, nachdem unvollständige Datensätze herausgefiltert wurden. Zunächst werden Mittelwert μ und Standardabweichung σ berechnet, um daraus theoretische Quantile der Normalverteilung sowie der Standardnormalverteilung zu bestimmen. Die Daten werden sortiert und den entsprechenden theoretischen Quantilen gegenübergestellt, sodass die Punkte im QQ-Plot vergleichbar sind. Für die beiden QQ-Plots wird zusätzlich eine Referenzlinie auf Basis der 25%- und 75%-Quantile eingezeichnet, um Abweichungen von der Normalverteilung sichtbar zu machen. Die Visualisierung erfolgt mit SVG, inklusive Achsen, Skalierung und Hover-Effekt, der die Koordinaten der Punkte anzeigt.</w:t>
+      </w:r>
+    </w:p>
+    <w:p>
+      <w:pPr>
+        <w:rPr>
+          <w:u w:val="single"/>
+          <w:lang w:val="en-US"/>
+        </w:rPr>
+      </w:pPr>
+      <w:r>
+        <w:rPr>
+          <w:u w:val="single"/>
+          <w:lang w:val="en-US"/>
+        </w:rPr>
+        <w:t>Link:</w:t>
+      </w:r>
+      <w:r>
+        <w:rPr>
+          <w:lang w:val="en-US"/>
+        </w:rPr>
+        <w:t xml:space="preserve"> </w:t>
+      </w:r>
       <w:hyperlink r:id="rId4" w:history="1">
         <w:r>
           <w:rPr>
             <w:rStyle w:val="Hyperlink"/>
+            <w:lang w:val="en-US"/>
           </w:rPr>
           <w:t>https://ellie-app.com/yG7d3Bmf5y3a1</w:t>
         </w:r>
       </w:hyperlink>
     </w:p>
-    <w:p/>
     <w:p>
       <w:r>
-        <w:t xml:space="preserve">4.2 </w:t>
-      </w:r>
-      <w:r>
-        <w:t>https://ellie-app.com/yG7n62RyC4Ta1</w:t>
-      </w:r>
+        <w:t>Aufgabe 2)</w:t>
+      </w:r>
+      <w:r>
+        <w:br/>
+      </w:r>
+      <w:r>
+        <w:rPr>
+          <w:u w:val="single"/>
+        </w:rPr>
+        <w:t xml:space="preserve">Erklärung: </w:t>
+      </w:r>
+      <w:r>
+        <w:t xml:space="preserve">Das Programm analysiert die Verteilung des Attributs </w:t>
+      </w:r>
+      <w:proofErr w:type="spellStart"/>
+      <w:r>
+        <w:t>retailPrice</w:t>
+      </w:r>
+      <w:proofErr w:type="spellEnd"/>
+      <w:r>
+        <w:t xml:space="preserve"> für SUVs und untersucht, wie gut verschiedene Transformationen die Daten an eine Normalverteilung anpassen. Dazu werden mehrere Transformationen (z. B. Wurzel, Logarithmus, inverse Potenzen) auf die Daten angewendet und für jede ein Normal-QQ-Plot erzeugt. In jedem Plot werden die sortierten transformierten Daten den theoretischen Quantilen der Standardnormalverteilung gegenübergestellt, sodass Abweichungen von der Normalverteilung sichtbar werden. Zusätzlich wird eine Referenzlinie durch das 25 %- und 75 %-Quantil eingezeichnet, um die Anpassung visuell zu beurteilen. Über Hover kann man die Koordinaten einzelner Punkte sehen, wodurch die Verteilung und mögliche Ausreißer besser nachvollziehbar sind.</w:t>
+      </w:r>
+    </w:p>
+    <w:p>
+      <w:pPr>
+        <w:rPr>
+          <w:u w:val="single"/>
+          <w:lang w:val="en-US"/>
+        </w:rPr>
+      </w:pPr>
+      <w:r>
+        <w:rPr>
+          <w:u w:val="single"/>
+          <w:lang w:val="en-US"/>
+        </w:rPr>
+        <w:t xml:space="preserve">Link: </w:t>
+      </w:r>
+      <w:hyperlink r:id="rId5" w:history="1">
+        <w:r>
+          <w:rPr>
+            <w:rStyle w:val="Hyperlink"/>
+            <w:lang w:val="en-US"/>
+          </w:rPr>
+          <w:t>https://ellie-app.com/yG7n62RyC4Ta1</w:t>
+        </w:r>
+      </w:hyperlink>
+    </w:p>
+    <w:p>
+      <w:pPr>
+        <w:rPr>
+          <w:u w:val="single"/>
+          <w:lang w:val="en-US"/>
+        </w:rPr>
+      </w:pPr>
     </w:p>
     <w:sectPr>
       <w:pgSz w:w="11906" w:h="16838"/>
@@ -38,15 +149,15 @@
       <w:rPr>
         <w:rFonts w:asciiTheme="minorHAnsi" w:eastAsiaTheme="minorHAnsi" w:hAnsiTheme="minorHAnsi" w:cstheme="minorBidi"/>
         <w:kern w:val="2"/>
-        <w:sz w:val="24"/>
-        <w:szCs w:val="24"/>
+        <w:sz w:val="22"/>
+        <w:szCs w:val="22"/>
         <w:lang w:val="de-DE" w:eastAsia="en-US" w:bidi="ar-SA"/>
         <w14:ligatures w14:val="standardContextual"/>
       </w:rPr>
     </w:rPrDefault>
     <w:pPrDefault>
       <w:pPr>
-        <w:spacing w:after="160" w:line="278" w:lineRule="auto"/>
+        <w:spacing w:after="160" w:line="259" w:lineRule="auto"/>
       </w:pPr>
     </w:pPrDefault>
   </w:docDefaults>
@@ -439,7 +550,7 @@
     <w:link w:val="berschrift1Zchn"/>
     <w:uiPriority w:val="9"/>
     <w:qFormat/>
-    <w:rsid w:val="006E49BD"/>
+    <w:rsid w:val="0012030A"/>
     <w:pPr>
       <w:keepNext/>
       <w:keepLines/>
@@ -462,7 +573,7 @@
     <w:semiHidden/>
     <w:unhideWhenUsed/>
     <w:qFormat/>
-    <w:rsid w:val="006E49BD"/>
+    <w:rsid w:val="0012030A"/>
     <w:pPr>
       <w:keepNext/>
       <w:keepLines/>
@@ -485,7 +596,7 @@
     <w:semiHidden/>
     <w:unhideWhenUsed/>
     <w:qFormat/>
-    <w:rsid w:val="006E49BD"/>
+    <w:rsid w:val="0012030A"/>
     <w:pPr>
       <w:keepNext/>
       <w:keepLines/>
@@ -508,7 +619,7 @@
     <w:semiHidden/>
     <w:unhideWhenUsed/>
     <w:qFormat/>
-    <w:rsid w:val="006E49BD"/>
+    <w:rsid w:val="0012030A"/>
     <w:pPr>
       <w:keepNext/>
       <w:keepLines/>
@@ -531,7 +642,7 @@
     <w:semiHidden/>
     <w:unhideWhenUsed/>
     <w:qFormat/>
-    <w:rsid w:val="006E49BD"/>
+    <w:rsid w:val="0012030A"/>
     <w:pPr>
       <w:keepNext/>
       <w:keepLines/>
@@ -552,7 +663,7 @@
     <w:semiHidden/>
     <w:unhideWhenUsed/>
     <w:qFormat/>
-    <w:rsid w:val="006E49BD"/>
+    <w:rsid w:val="0012030A"/>
     <w:pPr>
       <w:keepNext/>
       <w:keepLines/>
@@ -575,7 +686,7 @@
     <w:semiHidden/>
     <w:unhideWhenUsed/>
     <w:qFormat/>
-    <w:rsid w:val="006E49BD"/>
+    <w:rsid w:val="0012030A"/>
     <w:pPr>
       <w:keepNext/>
       <w:keepLines/>
@@ -596,7 +707,7 @@
     <w:semiHidden/>
     <w:unhideWhenUsed/>
     <w:qFormat/>
-    <w:rsid w:val="006E49BD"/>
+    <w:rsid w:val="0012030A"/>
     <w:pPr>
       <w:keepNext/>
       <w:keepLines/>
@@ -619,7 +730,7 @@
     <w:semiHidden/>
     <w:unhideWhenUsed/>
     <w:qFormat/>
-    <w:rsid w:val="006E49BD"/>
+    <w:rsid w:val="0012030A"/>
     <w:pPr>
       <w:keepNext/>
       <w:keepLines/>
@@ -634,7 +745,6 @@
   <w:style w:type="character" w:default="1" w:styleId="Absatz-Standardschriftart">
     <w:name w:val="Default Paragraph Font"/>
     <w:uiPriority w:val="1"/>
-    <w:semiHidden/>
     <w:unhideWhenUsed/>
   </w:style>
   <w:style w:type="table" w:default="1" w:styleId="NormaleTabelle">
@@ -663,7 +773,7 @@
     <w:basedOn w:val="Absatz-Standardschriftart"/>
     <w:link w:val="berschrift1"/>
     <w:uiPriority w:val="9"/>
-    <w:rsid w:val="006E49BD"/>
+    <w:rsid w:val="0012030A"/>
     <w:rPr>
       <w:rFonts w:asciiTheme="majorHAnsi" w:eastAsiaTheme="majorEastAsia" w:hAnsiTheme="majorHAnsi" w:cstheme="majorBidi"/>
       <w:color w:val="0F4761" w:themeColor="accent1" w:themeShade="BF"/>
@@ -677,7 +787,7 @@
     <w:link w:val="berschrift2"/>
     <w:uiPriority w:val="9"/>
     <w:semiHidden/>
-    <w:rsid w:val="006E49BD"/>
+    <w:rsid w:val="0012030A"/>
     <w:rPr>
       <w:rFonts w:asciiTheme="majorHAnsi" w:eastAsiaTheme="majorEastAsia" w:hAnsiTheme="majorHAnsi" w:cstheme="majorBidi"/>
       <w:color w:val="0F4761" w:themeColor="accent1" w:themeShade="BF"/>
@@ -691,7 +801,7 @@
     <w:link w:val="berschrift3"/>
     <w:uiPriority w:val="9"/>
     <w:semiHidden/>
-    <w:rsid w:val="006E49BD"/>
+    <w:rsid w:val="0012030A"/>
     <w:rPr>
       <w:rFonts w:eastAsiaTheme="majorEastAsia" w:cstheme="majorBidi"/>
       <w:color w:val="0F4761" w:themeColor="accent1" w:themeShade="BF"/>
@@ -705,7 +815,7 @@
     <w:link w:val="berschrift4"/>
     <w:uiPriority w:val="9"/>
     <w:semiHidden/>
-    <w:rsid w:val="006E49BD"/>
+    <w:rsid w:val="0012030A"/>
     <w:rPr>
       <w:rFonts w:eastAsiaTheme="majorEastAsia" w:cstheme="majorBidi"/>
       <w:i/>
@@ -719,7 +829,7 @@
     <w:link w:val="berschrift5"/>
     <w:uiPriority w:val="9"/>
     <w:semiHidden/>
-    <w:rsid w:val="006E49BD"/>
+    <w:rsid w:val="0012030A"/>
     <w:rPr>
       <w:rFonts w:eastAsiaTheme="majorEastAsia" w:cstheme="majorBidi"/>
       <w:color w:val="0F4761" w:themeColor="accent1" w:themeShade="BF"/>
@@ -731,7 +841,7 @@
     <w:link w:val="berschrift6"/>
     <w:uiPriority w:val="9"/>
     <w:semiHidden/>
-    <w:rsid w:val="006E49BD"/>
+    <w:rsid w:val="0012030A"/>
     <w:rPr>
       <w:rFonts w:eastAsiaTheme="majorEastAsia" w:cstheme="majorBidi"/>
       <w:i/>
@@ -745,7 +855,7 @@
     <w:link w:val="berschrift7"/>
     <w:uiPriority w:val="9"/>
     <w:semiHidden/>
-    <w:rsid w:val="006E49BD"/>
+    <w:rsid w:val="0012030A"/>
     <w:rPr>
       <w:rFonts w:eastAsiaTheme="majorEastAsia" w:cstheme="majorBidi"/>
       <w:color w:val="595959" w:themeColor="text1" w:themeTint="A6"/>
@@ -757,7 +867,7 @@
     <w:link w:val="berschrift8"/>
     <w:uiPriority w:val="9"/>
     <w:semiHidden/>
-    <w:rsid w:val="006E49BD"/>
+    <w:rsid w:val="0012030A"/>
     <w:rPr>
       <w:rFonts w:eastAsiaTheme="majorEastAsia" w:cstheme="majorBidi"/>
       <w:i/>
@@ -771,7 +881,7 @@
     <w:link w:val="berschrift9"/>
     <w:uiPriority w:val="9"/>
     <w:semiHidden/>
-    <w:rsid w:val="006E49BD"/>
+    <w:rsid w:val="0012030A"/>
     <w:rPr>
       <w:rFonts w:eastAsiaTheme="majorEastAsia" w:cstheme="majorBidi"/>
       <w:color w:val="272727" w:themeColor="text1" w:themeTint="D8"/>
@@ -784,7 +894,7 @@
     <w:link w:val="TitelZchn"/>
     <w:uiPriority w:val="10"/>
     <w:qFormat/>
-    <w:rsid w:val="006E49BD"/>
+    <w:rsid w:val="0012030A"/>
     <w:pPr>
       <w:spacing w:after="80" w:line="240" w:lineRule="auto"/>
       <w:contextualSpacing/>
@@ -802,7 +912,7 @@
     <w:basedOn w:val="Absatz-Standardschriftart"/>
     <w:link w:val="Titel"/>
     <w:uiPriority w:val="10"/>
-    <w:rsid w:val="006E49BD"/>
+    <w:rsid w:val="0012030A"/>
     <w:rPr>
       <w:rFonts w:asciiTheme="majorHAnsi" w:eastAsiaTheme="majorEastAsia" w:hAnsiTheme="majorHAnsi" w:cstheme="majorBidi"/>
       <w:spacing w:val="-10"/>
@@ -818,7 +928,7 @@
     <w:link w:val="UntertitelZchn"/>
     <w:uiPriority w:val="11"/>
     <w:qFormat/>
-    <w:rsid w:val="006E49BD"/>
+    <w:rsid w:val="0012030A"/>
     <w:pPr>
       <w:numPr>
         <w:ilvl w:val="1"/>
@@ -837,7 +947,7 @@
     <w:basedOn w:val="Absatz-Standardschriftart"/>
     <w:link w:val="Untertitel"/>
     <w:uiPriority w:val="11"/>
-    <w:rsid w:val="006E49BD"/>
+    <w:rsid w:val="0012030A"/>
     <w:rPr>
       <w:rFonts w:eastAsiaTheme="majorEastAsia" w:cstheme="majorBidi"/>
       <w:color w:val="595959" w:themeColor="text1" w:themeTint="A6"/>
@@ -853,7 +963,7 @@
     <w:link w:val="ZitatZchn"/>
     <w:uiPriority w:val="29"/>
     <w:qFormat/>
-    <w:rsid w:val="006E49BD"/>
+    <w:rsid w:val="0012030A"/>
     <w:pPr>
       <w:spacing w:before="160"/>
       <w:jc w:val="center"/>
@@ -869,7 +979,7 @@
     <w:basedOn w:val="Absatz-Standardschriftart"/>
     <w:link w:val="Zitat"/>
     <w:uiPriority w:val="29"/>
-    <w:rsid w:val="006E49BD"/>
+    <w:rsid w:val="0012030A"/>
     <w:rPr>
       <w:i/>
       <w:iCs/>
@@ -881,7 +991,7 @@
     <w:basedOn w:val="Standard"/>
     <w:uiPriority w:val="34"/>
     <w:qFormat/>
-    <w:rsid w:val="006E49BD"/>
+    <w:rsid w:val="0012030A"/>
     <w:pPr>
       <w:ind w:left="720"/>
       <w:contextualSpacing/>
@@ -892,7 +1002,7 @@
     <w:basedOn w:val="Absatz-Standardschriftart"/>
     <w:uiPriority w:val="21"/>
     <w:qFormat/>
-    <w:rsid w:val="006E49BD"/>
+    <w:rsid w:val="0012030A"/>
     <w:rPr>
       <w:i/>
       <w:iCs/>
@@ -906,7 +1016,7 @@
     <w:link w:val="IntensivesZitatZchn"/>
     <w:uiPriority w:val="30"/>
     <w:qFormat/>
-    <w:rsid w:val="006E49BD"/>
+    <w:rsid w:val="0012030A"/>
     <w:pPr>
       <w:pBdr>
         <w:top w:val="single" w:sz="4" w:space="10" w:color="0F4761" w:themeColor="accent1" w:themeShade="BF"/>
@@ -927,7 +1037,7 @@
     <w:basedOn w:val="Absatz-Standardschriftart"/>
     <w:link w:val="IntensivesZitat"/>
     <w:uiPriority w:val="30"/>
-    <w:rsid w:val="006E49BD"/>
+    <w:rsid w:val="0012030A"/>
     <w:rPr>
       <w:i/>
       <w:iCs/>
@@ -939,7 +1049,7 @@
     <w:basedOn w:val="Absatz-Standardschriftart"/>
     <w:uiPriority w:val="32"/>
     <w:qFormat/>
-    <w:rsid w:val="006E49BD"/>
+    <w:rsid w:val="0012030A"/>
     <w:rPr>
       <w:b/>
       <w:bCs/>
@@ -953,7 +1063,7 @@
     <w:basedOn w:val="Absatz-Standardschriftart"/>
     <w:uiPriority w:val="99"/>
     <w:unhideWhenUsed/>
-    <w:rsid w:val="007841A1"/>
+    <w:rsid w:val="0012030A"/>
     <w:rPr>
       <w:color w:val="467886" w:themeColor="hyperlink"/>
       <w:u w:val="single"/>
@@ -965,7 +1075,7 @@
     <w:uiPriority w:val="99"/>
     <w:semiHidden/>
     <w:unhideWhenUsed/>
-    <w:rsid w:val="007841A1"/>
+    <w:rsid w:val="0012030A"/>
     <w:rPr>
       <w:color w:val="605E5C"/>
       <w:shd w:val="clear" w:color="auto" w:fill="E1DFDD"/>
@@ -1072,7 +1182,7 @@
         <a:latin typeface="Aptos" panose="02110004020202020204"/>
         <a:ea typeface=""/>
         <a:cs typeface=""/>
-        <a:font script="Jpan" typeface="游明朝"/>
+        <a:font script="Jpan" typeface="游ゴシック"/>
         <a:font script="Hang" typeface="맑은 고딕"/>
         <a:font script="Hans" typeface="等线"/>
         <a:font script="Hant" typeface="新細明體"/>
@@ -1180,6 +1290,13 @@
         </a:gradFill>
       </a:fillStyleLst>
       <a:lnStyleLst>
+        <a:ln w="6350" cap="flat" cmpd="sng" algn="ctr">
+          <a:solidFill>
+            <a:schemeClr val="phClr"/>
+          </a:solidFill>
+          <a:prstDash val="solid"/>
+          <a:miter lim="800000"/>
+        </a:ln>
         <a:ln w="12700" cap="flat" cmpd="sng" algn="ctr">
           <a:solidFill>
             <a:schemeClr val="phClr"/>
@@ -1188,13 +1305,6 @@
           <a:miter lim="800000"/>
         </a:ln>
         <a:ln w="19050" cap="flat" cmpd="sng" algn="ctr">
-          <a:solidFill>
-            <a:schemeClr val="phClr"/>
-          </a:solidFill>
-          <a:prstDash val="solid"/>
-          <a:miter lim="800000"/>
-        </a:ln>
-        <a:ln w="25400" cap="flat" cmpd="sng" algn="ctr">
           <a:solidFill>
             <a:schemeClr val="phClr"/>
           </a:solidFill>
@@ -1259,31 +1369,11 @@
       </a:bgFillStyleLst>
     </a:fmtScheme>
   </a:themeElements>
-  <a:objectDefaults>
-    <a:lnDef>
-      <a:spPr/>
-      <a:bodyPr/>
-      <a:lstStyle/>
-      <a:style>
-        <a:lnRef idx="2">
-          <a:schemeClr val="accent1"/>
-        </a:lnRef>
-        <a:fillRef idx="0">
-          <a:schemeClr val="accent1"/>
-        </a:fillRef>
-        <a:effectRef idx="1">
-          <a:schemeClr val="accent1"/>
-        </a:effectRef>
-        <a:fontRef idx="minor">
-          <a:schemeClr val="tx1"/>
-        </a:fontRef>
-      </a:style>
-    </a:lnDef>
-  </a:objectDefaults>
+  <a:objectDefaults/>
   <a:extraClrSchemeLst/>
   <a:extLst>
     <a:ext uri="{05A4C25C-085E-4340-85A3-A5531E510DB2}">
-      <thm15:themeFamily xmlns:thm15="http://schemas.microsoft.com/office/thememl/2012/main" name="Office Theme" id="{2E142A2C-CD16-42D6-873A-C26D2A0506FA}" vid="{1BDDFF52-6CD6-40A5-AB3C-68EB2F1E4D0A}"/>
+      <thm15:themeFamily xmlns:thm15="http://schemas.microsoft.com/office/thememl/2012/main" name="Office Theme" id="{62F939B6-93AF-4DB8-9C6B-D6C7DFDC589F}" vid="{4A3C46E8-61CC-4603-A589-7422A47A8E4A}"/>
     </a:ext>
   </a:extLst>
 </a:theme>
